--- a/Job Hunt 2026/2026-08-21 - Agility - AI Cinematographer/Joshua_Chappell_Resume_Agility.docx
+++ b/Job Hunt 2026/2026-08-21 - Agility - AI Cinematographer/Joshua_Chappell_Resume_Agility.docx
@@ -31,9 +31,9 @@
           <w:sz w:val="23"/>
           <w:szCs w:val="23"/>
         </w:rPr>
-        <w:t xml:space="preserve">Mesa, AZ  •  480-586-7959  •  </w:t>
-      </w:r>
-      <w:hyperlink w:history="1" r:id="rIddaa0gc6r2_mqzoeerxyhd">
+        <w:t xml:space="preserve">Mesa, AZ • 480-586-7959 • </w:t>
+      </w:r>
+      <w:hyperlink w:history="1" r:id="rIdni8lx0u2zjyzcucpfo-gg">
         <w:r>
           <w:rPr>
             <w:rFonts w:ascii="Calibri" w:cs="Calibri" w:eastAsia="Calibri" w:hAnsi="Calibri"/>
@@ -49,7 +49,7 @@
       <w:pPr>
         <w:jc w:val="center"/>
       </w:pPr>
-      <w:hyperlink w:history="1" r:id="rIdvqeerhzjowb7h_lywu407">
+      <w:hyperlink w:history="1" r:id="rIdqsrojdv9r0usnsc6ff0xl">
         <w:r>
           <w:rPr>
             <w:rFonts w:ascii="Calibri" w:cs="Calibri" w:eastAsia="Calibri" w:hAnsi="Calibri"/>
@@ -67,9 +67,9 @@
           <w:sz w:val="23"/>
           <w:szCs w:val="23"/>
         </w:rPr>
-        <w:t xml:space="preserve">  •  </w:t>
-      </w:r>
-      <w:hyperlink w:history="1" r:id="rIdsbwqmz7vfu-yuybiue6fp">
+        <w:t xml:space="preserve"> • </w:t>
+      </w:r>
+      <w:hyperlink w:history="1" r:id="rIdp5vctwd4zjttgksdqirpr">
         <w:r>
           <w:rPr>
             <w:rFonts w:ascii="Calibri" w:cs="Calibri" w:eastAsia="Calibri" w:hAnsi="Calibri"/>
@@ -87,9 +87,9 @@
           <w:sz w:val="23"/>
           <w:szCs w:val="23"/>
         </w:rPr>
-        <w:t xml:space="preserve">  •  </w:t>
-      </w:r>
-      <w:hyperlink w:history="1" r:id="rIdhmh436grhxavxumfudee0">
+        <w:t xml:space="preserve"> • </w:t>
+      </w:r>
+      <w:hyperlink w:history="1" r:id="rIdzv7odaec2h4fjvhva8jlr">
         <w:r>
           <w:rPr>
             <w:rFonts w:ascii="Calibri" w:cs="Calibri" w:eastAsia="Calibri" w:hAnsi="Calibri"/>
@@ -103,7 +103,7 @@
     </w:p>
     <w:p>
       <w:pPr>
-        <w:spacing w:after="128" w:before="217" w:line="295"/>
+        <w:spacing w:after="134" w:before="226" w:line="300"/>
         <w:jc w:val="both"/>
       </w:pPr>
       <w:r>
@@ -121,7 +121,7 @@
         <w:pBdr>
           <w:bottom w:val="single" w:color="1A4D8F" w:sz="8" w:space="1"/>
         </w:pBdr>
-        <w:spacing w:after="148" w:before="266"/>
+        <w:spacing w:after="154" w:before="277"/>
       </w:pPr>
       <w:r>
         <w:rPr>
@@ -170,7 +170,7 @@
           <w:sz w:val="22"/>
           <w:szCs w:val="22"/>
         </w:rPr>
-        <w:t xml:space="preserve">	Glendale, AZ  |  Sep 2019 - Present</w:t>
+        <w:t xml:space="preserve">	Glendale, AZ | Sep 2019 - Present</w:t>
       </w:r>
     </w:p>
     <w:p>
@@ -183,7 +183,7 @@
         <w:tabs>
           <w:tab w:val="left" w:pos="280"/>
         </w:tabs>
-        <w:spacing w:after="83" w:line="295"/>
+        <w:spacing w:after="89" w:line="300"/>
         <w:ind w:left="280" w:hanging="280"/>
       </w:pPr>
       <w:r>
@@ -206,7 +206,7 @@
         <w:tabs>
           <w:tab w:val="left" w:pos="280"/>
         </w:tabs>
-        <w:spacing w:after="83" w:line="295"/>
+        <w:spacing w:after="89" w:line="300"/>
         <w:ind w:left="280" w:hanging="280"/>
       </w:pPr>
       <w:r>
@@ -229,7 +229,7 @@
         <w:tabs>
           <w:tab w:val="left" w:pos="280"/>
         </w:tabs>
-        <w:spacing w:after="83" w:line="295"/>
+        <w:spacing w:after="89" w:line="300"/>
         <w:ind w:left="280" w:hanging="280"/>
       </w:pPr>
       <w:r>
@@ -252,7 +252,7 @@
         <w:tabs>
           <w:tab w:val="left" w:pos="280"/>
         </w:tabs>
-        <w:spacing w:after="83" w:line="295"/>
+        <w:spacing w:after="89" w:line="300"/>
         <w:ind w:left="280" w:hanging="280"/>
       </w:pPr>
       <w:r>
@@ -270,7 +270,7 @@
         <w:tabs>
           <w:tab w:val="right" w:pos="10800"/>
         </w:tabs>
-        <w:spacing w:after="20" w:before="226"/>
+        <w:spacing w:after="20" w:before="237"/>
       </w:pPr>
       <w:r>
         <w:rPr>
@@ -299,7 +299,7 @@
           <w:sz w:val="22"/>
           <w:szCs w:val="22"/>
         </w:rPr>
-        <w:t xml:space="preserve">	Mesa, AZ  |  2025 - Present</w:t>
+        <w:t xml:space="preserve">	Mesa, AZ | 2025 - Present</w:t>
       </w:r>
     </w:p>
     <w:p>
@@ -312,7 +312,7 @@
         <w:tabs>
           <w:tab w:val="left" w:pos="280"/>
         </w:tabs>
-        <w:spacing w:after="83" w:line="295"/>
+        <w:spacing w:after="89" w:line="300"/>
         <w:ind w:left="280" w:hanging="280"/>
       </w:pPr>
       <w:r>
@@ -335,7 +335,7 @@
         <w:tabs>
           <w:tab w:val="left" w:pos="280"/>
         </w:tabs>
-        <w:spacing w:after="83" w:line="295"/>
+        <w:spacing w:after="89" w:line="300"/>
         <w:ind w:left="280" w:hanging="280"/>
       </w:pPr>
       <w:r>
@@ -358,7 +358,7 @@
         <w:tabs>
           <w:tab w:val="left" w:pos="280"/>
         </w:tabs>
-        <w:spacing w:after="83" w:line="295"/>
+        <w:spacing w:after="89" w:line="300"/>
         <w:ind w:left="280" w:hanging="280"/>
       </w:pPr>
       <w:r>
@@ -376,7 +376,7 @@
         <w:tabs>
           <w:tab w:val="right" w:pos="10800"/>
         </w:tabs>
-        <w:spacing w:after="20" w:before="226"/>
+        <w:spacing w:after="20" w:before="237"/>
       </w:pPr>
       <w:r>
         <w:rPr>
@@ -405,7 +405,7 @@
           <w:sz w:val="22"/>
           <w:szCs w:val="22"/>
         </w:rPr>
-        <w:t xml:space="preserve">	Phoenix, AZ  |  Feb 2025 - June 2025</w:t>
+        <w:t xml:space="preserve">	Phoenix, AZ | Feb 2025 - June 2025</w:t>
       </w:r>
     </w:p>
     <w:p>
@@ -418,7 +418,7 @@
         <w:tabs>
           <w:tab w:val="left" w:pos="280"/>
         </w:tabs>
-        <w:spacing w:after="83" w:line="295"/>
+        <w:spacing w:after="89" w:line="300"/>
         <w:ind w:left="280" w:hanging="280"/>
       </w:pPr>
       <w:r>
@@ -441,7 +441,7 @@
         <w:tabs>
           <w:tab w:val="left" w:pos="280"/>
         </w:tabs>
-        <w:spacing w:after="83" w:line="295"/>
+        <w:spacing w:after="89" w:line="300"/>
         <w:ind w:left="280" w:hanging="280"/>
       </w:pPr>
       <w:r>
@@ -464,7 +464,7 @@
         <w:tabs>
           <w:tab w:val="left" w:pos="280"/>
         </w:tabs>
-        <w:spacing w:after="83" w:line="295"/>
+        <w:spacing w:after="89" w:line="300"/>
         <w:ind w:left="280" w:hanging="280"/>
       </w:pPr>
       <w:r>
@@ -482,7 +482,7 @@
         <w:tabs>
           <w:tab w:val="right" w:pos="10800"/>
         </w:tabs>
-        <w:spacing w:after="20" w:before="226"/>
+        <w:spacing w:after="20" w:before="237"/>
       </w:pPr>
       <w:r>
         <w:rPr>
@@ -511,7 +511,7 @@
           <w:sz w:val="22"/>
           <w:szCs w:val="22"/>
         </w:rPr>
-        <w:t xml:space="preserve">	Phoenix, AZ  |  Oct 2021 - Oct 2023</w:t>
+        <w:t xml:space="preserve">	Phoenix, AZ | Oct 2021 - Oct 2023</w:t>
       </w:r>
     </w:p>
     <w:p>
@@ -524,7 +524,7 @@
         <w:tabs>
           <w:tab w:val="left" w:pos="280"/>
         </w:tabs>
-        <w:spacing w:after="83" w:line="295"/>
+        <w:spacing w:after="89" w:line="300"/>
         <w:ind w:left="280" w:hanging="280"/>
       </w:pPr>
       <w:r>
@@ -547,7 +547,7 @@
         <w:tabs>
           <w:tab w:val="left" w:pos="280"/>
         </w:tabs>
-        <w:spacing w:after="83" w:line="295"/>
+        <w:spacing w:after="89" w:line="300"/>
         <w:ind w:left="280" w:hanging="280"/>
       </w:pPr>
       <w:r>
@@ -570,7 +570,7 @@
         <w:tabs>
           <w:tab w:val="left" w:pos="280"/>
         </w:tabs>
-        <w:spacing w:after="83" w:line="295"/>
+        <w:spacing w:after="89" w:line="300"/>
         <w:ind w:left="280" w:hanging="280"/>
       </w:pPr>
       <w:r>
@@ -593,7 +593,7 @@
         <w:tabs>
           <w:tab w:val="left" w:pos="280"/>
         </w:tabs>
-        <w:spacing w:after="83" w:line="295"/>
+        <w:spacing w:after="89" w:line="300"/>
         <w:ind w:left="280" w:hanging="280"/>
       </w:pPr>
       <w:r>
@@ -611,7 +611,7 @@
         <w:pBdr>
           <w:bottom w:val="single" w:color="1A4D8F" w:sz="8" w:space="1"/>
         </w:pBdr>
-        <w:spacing w:after="148" w:before="266"/>
+        <w:spacing w:after="154" w:before="277"/>
       </w:pPr>
       <w:r>
         <w:rPr>
@@ -628,16 +628,16 @@
     </w:p>
     <w:p>
       <w:pPr>
-        <w:spacing w:line="310"/>
-      </w:pPr>
-      <w:r>
-        <w:rPr>
-          <w:rFonts w:ascii="Calibri" w:cs="Calibri" w:eastAsia="Calibri" w:hAnsi="Calibri"/>
-          <w:color w:val="1A1A1A"/>
-          <w:sz w:val="23"/>
-          <w:szCs w:val="23"/>
-        </w:rPr>
-        <w:t xml:space="preserve">Cinematography  •  Lighting (Aputure 1200d/600d/300d, sky panels, Fresnels, grip)  •  Color Grading (DaVinci Resolve)  •  Composition &amp; Visual Storytelling  •  Editing (Premiere Pro, DaVinci Resolve, Final Cut Pro, After Effects)  •  Motion Graphics  •  Drone &amp; Gimbal (FAA Part 107)  •  Broadcast &amp; Paid-Media Delivery  •  AI-Assisted Production</w:t>
+        <w:spacing w:line="315"/>
+      </w:pPr>
+      <w:r>
+        <w:rPr>
+          <w:rFonts w:ascii="Calibri" w:cs="Calibri" w:eastAsia="Calibri" w:hAnsi="Calibri"/>
+          <w:color w:val="1A1A1A"/>
+          <w:sz w:val="23"/>
+          <w:szCs w:val="23"/>
+        </w:rPr>
+        <w:t xml:space="preserve">Cinematography • Lighting (Aputure 1200d/600d/300d, sky panels, Fresnels, grip) • Color Grading (DaVinci Resolve) • Composition &amp; Visual Storytelling • Editing (Premiere Pro, DaVinci Resolve, Final Cut Pro, After Effects) • Motion Graphics • Drone &amp; Gimbal (FAA Part 107) • Broadcast &amp; Paid-Media Delivery • AI-Assisted Production</w:t>
       </w:r>
     </w:p>
     <w:p>
@@ -645,7 +645,7 @@
         <w:pBdr>
           <w:bottom w:val="single" w:color="1A4D8F" w:sz="8" w:space="1"/>
         </w:pBdr>
-        <w:spacing w:after="148" w:before="266"/>
+        <w:spacing w:after="154" w:before="277"/>
       </w:pPr>
       <w:r>
         <w:rPr>
@@ -662,7 +662,7 @@
     </w:p>
     <w:p>
       <w:pPr>
-        <w:spacing w:after="78"/>
+        <w:spacing w:after="83"/>
       </w:pPr>
       <w:r>
         <w:rPr>
@@ -696,7 +696,7 @@
     </w:p>
     <w:p>
       <w:pPr>
-        <w:spacing w:after="78"/>
+        <w:spacing w:after="83"/>
       </w:pPr>
       <w:r>
         <w:rPr>
@@ -736,7 +736,7 @@
           <w:sz w:val="23"/>
           <w:szCs w:val="23"/>
         </w:rPr>
-        <w:t xml:space="preserve">Part 107 Drone Operator License  •  Google Digital Marketing &amp; E-Commerce  •  HubSpot Inbound Marketing</w:t>
+        <w:t xml:space="preserve">Part 107 Drone Operator License • Google Digital Marketing &amp; E-Commerce • HubSpot Inbound Marketing</w:t>
       </w:r>
     </w:p>
     <w:sectPr>
@@ -914,7 +914,7 @@
     <w:lvl w:ilvl="0" w:tentative="1">
       <w:start w:val="1"/>
       <w:numFmt w:val="bullet"/>
-      <w:lvlText w:val="▪"/>
+      <w:lvlText w:val="•"/>
       <w:lvlJc w:val="left"/>
       <w:pPr>
         <w:ind w:left="280" w:hanging="280"/>
